--- a/build/es_electric_ohms_law.docx
+++ b/build/es_electric_ohms_law.docx
@@ -7,7 +7,7 @@
         <w:pStyle w:val="Heading1"/>
       </w:pPr>
       <w:r>
-        <w:t>Electricity. Ley de Ohm.</w:t>
+        <w:t>Electricidad. Ley de Ohm.</w:t>
       </w:r>
     </w:p>
     <w:p>
@@ -64,7 +64,7 @@
       <w:r>
         <w:t>a)</w:t>
         <w:tab/>
-        <w:t>6V</w:t>
+        <w:t>4V</w:t>
       </w:r>
     </w:p>
     <w:p>
@@ -94,7 +94,7 @@
       <w:r>
         <w:t>d)</w:t>
         <w:tab/>
-        <w:t>4V</w:t>
+        <w:t>6V</w:t>
       </w:r>
     </w:p>
     <w:p>
@@ -151,7 +151,7 @@
       <w:r>
         <w:t>a)</w:t>
         <w:tab/>
-        <w:t>300V</w:t>
+        <w:t>3V</w:t>
       </w:r>
     </w:p>
     <w:p>
@@ -160,6 +160,16 @@
       </w:pPr>
       <w:r>
         <w:t>b)</w:t>
+        <w:tab/>
+        <w:t>150V</w:t>
+      </w:r>
+    </w:p>
+    <w:p>
+      <w:pPr>
+        <w:pStyle w:val="Choice"/>
+      </w:pPr>
+      <w:r>
+        <w:t>c)</w:t>
         <w:tab/>
         <w:t>400V</w:t>
       </w:r>
@@ -169,19 +179,9 @@
         <w:pStyle w:val="Choice"/>
       </w:pPr>
       <w:r>
-        <w:t>c)</w:t>
-        <w:tab/>
-        <w:t>3V</w:t>
-      </w:r>
-    </w:p>
-    <w:p>
-      <w:pPr>
-        <w:pStyle w:val="Choice"/>
-      </w:pPr>
-      <w:r>
         <w:t>d)</w:t>
         <w:tab/>
-        <w:t>150V</w:t>
+        <w:t>300V</w:t>
       </w:r>
     </w:p>
     <w:p>
@@ -238,7 +238,7 @@
       <w:r>
         <w:t>a)</w:t>
         <w:tab/>
-        <w:t>4V</w:t>
+        <w:t>2V</w:t>
       </w:r>
     </w:p>
     <w:p>
@@ -248,7 +248,7 @@
       <w:r>
         <w:t>b)</w:t>
         <w:tab/>
-        <w:t>2V</w:t>
+        <w:t>6V</w:t>
       </w:r>
     </w:p>
     <w:p>
@@ -268,7 +268,7 @@
       <w:r>
         <w:t>d)</w:t>
         <w:tab/>
-        <w:t>6V</w:t>
+        <w:t>4V</w:t>
       </w:r>
     </w:p>
     <w:p>
@@ -325,6 +325,26 @@
       <w:r>
         <w:t>a)</w:t>
         <w:tab/>
+        <w:t>0,00003V</w:t>
+      </w:r>
+    </w:p>
+    <w:p>
+      <w:pPr>
+        <w:pStyle w:val="Choice"/>
+      </w:pPr>
+      <w:r>
+        <w:t>b)</w:t>
+        <w:tab/>
+        <w:t>0,003V</w:t>
+      </w:r>
+    </w:p>
+    <w:p>
+      <w:pPr>
+        <w:pStyle w:val="Choice"/>
+      </w:pPr>
+      <w:r>
+        <w:t>c)</w:t>
+        <w:tab/>
         <w:t>3KV</w:t>
       </w:r>
     </w:p>
@@ -333,29 +353,9 @@
         <w:pStyle w:val="Choice"/>
       </w:pPr>
       <w:r>
-        <w:t>b)</w:t>
+        <w:t>d)</w:t>
         <w:tab/>
         <w:t>3V</w:t>
-      </w:r>
-    </w:p>
-    <w:p>
-      <w:pPr>
-        <w:pStyle w:val="Choice"/>
-      </w:pPr>
-      <w:r>
-        <w:t>c)</w:t>
-        <w:tab/>
-        <w:t>0,00003V</w:t>
-      </w:r>
-    </w:p>
-    <w:p>
-      <w:pPr>
-        <w:pStyle w:val="Choice"/>
-      </w:pPr>
-      <w:r>
-        <w:t>d)</w:t>
-        <w:tab/>
-        <w:t>0,003V</w:t>
       </w:r>
     </w:p>
     <w:p>
@@ -422,6 +422,16 @@
       <w:r>
         <w:t>b)</w:t>
         <w:tab/>
+        <w:t>Casi 0V</w:t>
+      </w:r>
+    </w:p>
+    <w:p>
+      <w:pPr>
+        <w:pStyle w:val="Choice"/>
+      </w:pPr>
+      <w:r>
+        <w:t>c)</w:t>
+        <w:tab/>
         <w:t>Sobre 3V</w:t>
       </w:r>
     </w:p>
@@ -430,19 +440,9 @@
         <w:pStyle w:val="Choice"/>
       </w:pPr>
       <w:r>
-        <w:t>c)</w:t>
+        <w:t>d)</w:t>
         <w:tab/>
         <w:t>Más de 6V</w:t>
-      </w:r>
-    </w:p>
-    <w:p>
-      <w:pPr>
-        <w:pStyle w:val="Choice"/>
-      </w:pPr>
-      <w:r>
-        <w:t>d)</w:t>
-        <w:tab/>
-        <w:t>Casi 0V</w:t>
       </w:r>
     </w:p>
     <w:p>
@@ -509,16 +509,6 @@
       <w:r>
         <w:t>b)</w:t>
         <w:tab/>
-        <w:t>Casi 6V</w:t>
-      </w:r>
-    </w:p>
-    <w:p>
-      <w:pPr>
-        <w:pStyle w:val="Choice"/>
-      </w:pPr>
-      <w:r>
-        <w:t>c)</w:t>
-        <w:tab/>
         <w:t>Casi 0V</w:t>
       </w:r>
     </w:p>
@@ -527,9 +517,19 @@
         <w:pStyle w:val="Choice"/>
       </w:pPr>
       <w:r>
+        <w:t>c)</w:t>
+        <w:tab/>
+        <w:t>Sobre 3V</w:t>
+      </w:r>
+    </w:p>
+    <w:p>
+      <w:pPr>
+        <w:pStyle w:val="Choice"/>
+      </w:pPr>
+      <w:r>
         <w:t>d)</w:t>
         <w:tab/>
-        <w:t>Sobre 3V</w:t>
+        <w:t>Casi 6V</w:t>
       </w:r>
     </w:p>
     <w:p>
@@ -586,6 +586,16 @@
       <w:r>
         <w:t>a)</w:t>
         <w:tab/>
+        <w:t>3V</w:t>
+      </w:r>
+    </w:p>
+    <w:p>
+      <w:pPr>
+        <w:pStyle w:val="Choice"/>
+      </w:pPr>
+      <w:r>
+        <w:t>b)</w:t>
+        <w:tab/>
         <w:t>4V</w:t>
       </w:r>
     </w:p>
@@ -594,9 +604,335 @@
         <w:pStyle w:val="Choice"/>
       </w:pPr>
       <w:r>
+        <w:t>c)</w:t>
+        <w:tab/>
+        <w:t>6V</w:t>
+      </w:r>
+    </w:p>
+    <w:p>
+      <w:pPr>
+        <w:pStyle w:val="Choice"/>
+      </w:pPr>
+      <w:r>
+        <w:t>d)</w:t>
+        <w:tab/>
+        <w:t>2V</w:t>
+      </w:r>
+    </w:p>
+    <w:p>
+      <w:pPr>
+        <w:pStyle w:val="ListNumber"/>
+      </w:pPr>
+      <w:r>
+        <w:t>¿Cuál de estas es una expresión CORRECTA de la Ley de Ohm?</w:t>
+      </w:r>
+    </w:p>
+    <w:p>
+      <w:pPr>
+        <w:pStyle w:val="Choice"/>
+      </w:pPr>
+      <w:r>
+        <w:t>a)</w:t>
+        <w:tab/>
+        <w:t>R=I/V</w:t>
+      </w:r>
+    </w:p>
+    <w:p>
+      <w:pPr>
+        <w:pStyle w:val="Choice"/>
+      </w:pPr>
+      <w:r>
         <w:t>b)</w:t>
         <w:tab/>
-        <w:t>6V</w:t>
+        <w:t>R=V·I</w:t>
+      </w:r>
+    </w:p>
+    <w:p>
+      <w:pPr>
+        <w:pStyle w:val="Choice"/>
+      </w:pPr>
+      <w:r>
+        <w:t>c)</w:t>
+        <w:tab/>
+        <w:t>R=V/I</w:t>
+      </w:r>
+    </w:p>
+    <w:p>
+      <w:pPr>
+        <w:pStyle w:val="Choice"/>
+      </w:pPr>
+      <w:r>
+        <w:t>d)</w:t>
+        <w:tab/>
+        <w:t>R.V=I</w:t>
+      </w:r>
+    </w:p>
+    <w:p>
+      <w:pPr>
+        <w:pStyle w:val="ListNumber"/>
+      </w:pPr>
+      <w:r>
+        <w:t>¿Cuál de las siguientes sería una expresión incorrecta de la ley de Ohm?</w:t>
+      </w:r>
+    </w:p>
+    <w:p>
+      <w:pPr>
+        <w:pStyle w:val="Choice"/>
+      </w:pPr>
+      <w:r>
+        <w:t>a)</w:t>
+        <w:tab/>
+        <w:t>R=I.V</w:t>
+      </w:r>
+    </w:p>
+    <w:p>
+      <w:pPr>
+        <w:pStyle w:val="Choice"/>
+      </w:pPr>
+      <w:r>
+        <w:t>b)</w:t>
+        <w:tab/>
+        <w:t>I. R=V</w:t>
+      </w:r>
+    </w:p>
+    <w:p>
+      <w:pPr>
+        <w:pStyle w:val="Choice"/>
+      </w:pPr>
+      <w:r>
+        <w:t>c)</w:t>
+        <w:tab/>
+        <w:t>I=V/ R</w:t>
+      </w:r>
+    </w:p>
+    <w:p>
+      <w:pPr>
+        <w:pStyle w:val="Choice"/>
+      </w:pPr>
+      <w:r>
+        <w:t>d)</w:t>
+        <w:tab/>
+        <w:t>R=V/I</w:t>
+      </w:r>
+    </w:p>
+    <w:p>
+      <w:pPr>
+        <w:pStyle w:val="ListNumber"/>
+      </w:pPr>
+      <w:r>
+        <w:t>Tienes un circuito conectado a un voltaje de 20V por el que pasa una corriente de 10A. ¿Cuál es la resistencia que tiene ese circuito?</w:t>
+      </w:r>
+    </w:p>
+    <w:p>
+      <w:pPr>
+        <w:pStyle w:val="Choice"/>
+      </w:pPr>
+      <w:r>
+        <w:t>a)</w:t>
+        <w:tab/>
+        <w:t>1Ω</w:t>
+      </w:r>
+    </w:p>
+    <w:p>
+      <w:pPr>
+        <w:pStyle w:val="Choice"/>
+      </w:pPr>
+      <w:r>
+        <w:t>b)</w:t>
+        <w:tab/>
+        <w:t>200 Ω</w:t>
+      </w:r>
+    </w:p>
+    <w:p>
+      <w:pPr>
+        <w:pStyle w:val="Choice"/>
+      </w:pPr>
+      <w:r>
+        <w:t>c)</w:t>
+        <w:tab/>
+        <w:t>2Ω</w:t>
+      </w:r>
+    </w:p>
+    <w:p>
+      <w:pPr>
+        <w:pStyle w:val="Choice"/>
+      </w:pPr>
+      <w:r>
+        <w:t>d)</w:t>
+        <w:tab/>
+        <w:t>0,5Ω</w:t>
+      </w:r>
+    </w:p>
+    <w:p>
+      <w:pPr>
+        <w:pStyle w:val="ListNumber"/>
+      </w:pPr>
+      <w:r>
+        <w:t>La intensidad que circula por un circuito es de 2A y está alimentado a 6V. ¿Qué resistencia hay en el circuito?</w:t>
+      </w:r>
+    </w:p>
+    <w:p>
+      <w:pPr>
+        <w:pStyle w:val="Choice"/>
+      </w:pPr>
+      <w:r>
+        <w:t>a)</w:t>
+        <w:tab/>
+        <w:t>3Ω</w:t>
+      </w:r>
+    </w:p>
+    <w:p>
+      <w:pPr>
+        <w:pStyle w:val="Choice"/>
+      </w:pPr>
+      <w:r>
+        <w:t>b)</w:t>
+        <w:tab/>
+        <w:t>0,33Ω</w:t>
+      </w:r>
+    </w:p>
+    <w:p>
+      <w:pPr>
+        <w:pStyle w:val="Choice"/>
+      </w:pPr>
+      <w:r>
+        <w:t>c)</w:t>
+        <w:tab/>
+        <w:t>2/6Ω</w:t>
+      </w:r>
+    </w:p>
+    <w:p>
+      <w:pPr>
+        <w:pStyle w:val="Choice"/>
+      </w:pPr>
+      <w:r>
+        <w:t>d)</w:t>
+        <w:tab/>
+        <w:t>12Ω</w:t>
+      </w:r>
+    </w:p>
+    <w:p>
+      <w:pPr>
+        <w:pStyle w:val="ListNumber"/>
+      </w:pPr>
+      <w:r>
+        <w:t>Conecto una resistencia de 100 Ω en un circuito con una pila de 9V. ¿Qué intensidad circula?</w:t>
+      </w:r>
+    </w:p>
+    <w:p>
+      <w:pPr>
+        <w:pStyle w:val="Choice"/>
+      </w:pPr>
+      <w:r>
+        <w:t>a)</w:t>
+        <w:tab/>
+        <w:t>11,11A</w:t>
+      </w:r>
+    </w:p>
+    <w:p>
+      <w:pPr>
+        <w:pStyle w:val="Choice"/>
+      </w:pPr>
+      <w:r>
+        <w:t>b)</w:t>
+        <w:tab/>
+        <w:t>900A</w:t>
+      </w:r>
+    </w:p>
+    <w:p>
+      <w:pPr>
+        <w:pStyle w:val="Choice"/>
+      </w:pPr>
+      <w:r>
+        <w:t>c)</w:t>
+        <w:tab/>
+        <w:t>0,09A</w:t>
+      </w:r>
+    </w:p>
+    <w:p>
+      <w:pPr>
+        <w:pStyle w:val="Choice"/>
+      </w:pPr>
+      <w:r>
+        <w:t>d)</w:t>
+        <w:tab/>
+        <w:t>0,9A</w:t>
+      </w:r>
+    </w:p>
+    <w:p>
+      <w:pPr>
+        <w:pStyle w:val="ListNumber"/>
+      </w:pPr>
+      <w:r>
+        <w:t>Tienes un circuito con una resistencia de 4Ω conectado a una pila de 8V. ¿Qué intensidad circulará?</w:t>
+      </w:r>
+    </w:p>
+    <w:p>
+      <w:pPr>
+        <w:pStyle w:val="Choice"/>
+      </w:pPr>
+      <w:r>
+        <w:t>a)</w:t>
+        <w:tab/>
+        <w:t>0,5A</w:t>
+      </w:r>
+    </w:p>
+    <w:p>
+      <w:pPr>
+        <w:pStyle w:val="Choice"/>
+      </w:pPr>
+      <w:r>
+        <w:t>b)</w:t>
+        <w:tab/>
+        <w:t>12A</w:t>
+      </w:r>
+    </w:p>
+    <w:p>
+      <w:pPr>
+        <w:pStyle w:val="Choice"/>
+      </w:pPr>
+      <w:r>
+        <w:t>c)</w:t>
+        <w:tab/>
+        <w:t>2A</w:t>
+      </w:r>
+    </w:p>
+    <w:p>
+      <w:pPr>
+        <w:pStyle w:val="Choice"/>
+      </w:pPr>
+      <w:r>
+        <w:t>d)</w:t>
+        <w:tab/>
+        <w:t>32A</w:t>
+      </w:r>
+    </w:p>
+    <w:p>
+      <w:pPr>
+        <w:pStyle w:val="ListNumber"/>
+      </w:pPr>
+      <w:r>
+        <w:t>Tienes un circuito de resistencia de 3Ω por el que pasa una intensidad de 9A ¿A qué voltaje estará conectado ese circuito?</w:t>
+      </w:r>
+    </w:p>
+    <w:p>
+      <w:pPr>
+        <w:pStyle w:val="Choice"/>
+      </w:pPr>
+      <w:r>
+        <w:t>a)</w:t>
+        <w:tab/>
+        <w:t>12V</w:t>
+      </w:r>
+    </w:p>
+    <w:p>
+      <w:pPr>
+        <w:pStyle w:val="Choice"/>
+      </w:pPr>
+      <w:r>
+        <w:t>b)</w:t>
+        <w:tab/>
+        <w:t>27V</w:t>
       </w:r>
     </w:p>
     <w:p>
@@ -616,343 +952,7 @@
       <w:r>
         <w:t>d)</w:t>
         <w:tab/>
-        <w:t>2V</w:t>
-      </w:r>
-    </w:p>
-    <w:p>
-      <w:pPr>
-        <w:pStyle w:val="ListNumber"/>
-      </w:pPr>
-      <w:r>
-        <w:t>¿Cuál de estas es una expresión CORRECTA de la Ley de Ohm?</w:t>
-      </w:r>
-    </w:p>
-    <w:p>
-      <w:pPr>
-        <w:pStyle w:val="Choice"/>
-      </w:pPr>
-      <w:r>
-        <w:t>a)</w:t>
-        <w:tab/>
-        <w:t>R=V/I</w:t>
-      </w:r>
-    </w:p>
-    <w:p>
-      <w:pPr>
-        <w:pStyle w:val="Choice"/>
-      </w:pPr>
-      <w:r>
-        <w:t>b)</w:t>
-        <w:tab/>
-        <w:t>R=V·I</w:t>
-      </w:r>
-    </w:p>
-    <w:p>
-      <w:pPr>
-        <w:pStyle w:val="Choice"/>
-      </w:pPr>
-      <w:r>
-        <w:t>c)</w:t>
-        <w:tab/>
-        <w:t>R=I/V</w:t>
-      </w:r>
-    </w:p>
-    <w:p>
-      <w:pPr>
-        <w:pStyle w:val="Choice"/>
-      </w:pPr>
-      <w:r>
-        <w:t>d)</w:t>
-        <w:tab/>
-        <w:t>R.V=I</w:t>
-      </w:r>
-    </w:p>
-    <w:p>
-      <w:pPr>
-        <w:pStyle w:val="ListNumber"/>
-      </w:pPr>
-      <w:r>
-        <w:t>¿Cuál de las siguientes sería una expresión incorrecta de la ley de Ohm?</w:t>
-      </w:r>
-    </w:p>
-    <w:p>
-      <w:pPr>
-        <w:pStyle w:val="Choice"/>
-      </w:pPr>
-      <w:r>
-        <w:t>a)</w:t>
-        <w:tab/>
-        <w:t>R=I.V</w:t>
-      </w:r>
-    </w:p>
-    <w:p>
-      <w:pPr>
-        <w:pStyle w:val="Choice"/>
-      </w:pPr>
-      <w:r>
-        <w:t>b)</w:t>
-        <w:tab/>
-        <w:t>I. R=V</w:t>
-      </w:r>
-    </w:p>
-    <w:p>
-      <w:pPr>
-        <w:pStyle w:val="Choice"/>
-      </w:pPr>
-      <w:r>
-        <w:t>c)</w:t>
-        <w:tab/>
-        <w:t>R=V/I</w:t>
-      </w:r>
-    </w:p>
-    <w:p>
-      <w:pPr>
-        <w:pStyle w:val="Choice"/>
-      </w:pPr>
-      <w:r>
-        <w:t>d)</w:t>
-        <w:tab/>
-        <w:t>I=V/ R</w:t>
-      </w:r>
-    </w:p>
-    <w:p>
-      <w:pPr>
-        <w:pStyle w:val="ListNumber"/>
-      </w:pPr>
-      <w:r>
-        <w:t>Tienes un circuito conectado a un voltaje de 20V por el que pasa una corriente de 10A. ¿Cuál es la resistencia que tiene ese circuito?</w:t>
-      </w:r>
-    </w:p>
-    <w:p>
-      <w:pPr>
-        <w:pStyle w:val="Choice"/>
-      </w:pPr>
-      <w:r>
-        <w:t>a)</w:t>
-        <w:tab/>
-        <w:t>1Ω</w:t>
-      </w:r>
-    </w:p>
-    <w:p>
-      <w:pPr>
-        <w:pStyle w:val="Choice"/>
-      </w:pPr>
-      <w:r>
-        <w:t>b)</w:t>
-        <w:tab/>
-        <w:t>2Ω</w:t>
-      </w:r>
-    </w:p>
-    <w:p>
-      <w:pPr>
-        <w:pStyle w:val="Choice"/>
-      </w:pPr>
-      <w:r>
-        <w:t>c)</w:t>
-        <w:tab/>
-        <w:t>0,5Ω</w:t>
-      </w:r>
-    </w:p>
-    <w:p>
-      <w:pPr>
-        <w:pStyle w:val="Choice"/>
-      </w:pPr>
-      <w:r>
-        <w:t>d)</w:t>
-        <w:tab/>
-        <w:t>200 Ω</w:t>
-      </w:r>
-    </w:p>
-    <w:p>
-      <w:pPr>
-        <w:pStyle w:val="ListNumber"/>
-      </w:pPr>
-      <w:r>
-        <w:t>La intensidad que circula por un circuito es de 2A y está alimentado a 6V. ¿Qué resistencia hay en el circuito?</w:t>
-      </w:r>
-    </w:p>
-    <w:p>
-      <w:pPr>
-        <w:pStyle w:val="Choice"/>
-      </w:pPr>
-      <w:r>
-        <w:t>a)</w:t>
-        <w:tab/>
-        <w:t>2/6Ω</w:t>
-      </w:r>
-    </w:p>
-    <w:p>
-      <w:pPr>
-        <w:pStyle w:val="Choice"/>
-      </w:pPr>
-      <w:r>
-        <w:t>b)</w:t>
-        <w:tab/>
-        <w:t>0,33Ω</w:t>
-      </w:r>
-    </w:p>
-    <w:p>
-      <w:pPr>
-        <w:pStyle w:val="Choice"/>
-      </w:pPr>
-      <w:r>
-        <w:t>c)</w:t>
-        <w:tab/>
-        <w:t>3Ω</w:t>
-      </w:r>
-    </w:p>
-    <w:p>
-      <w:pPr>
-        <w:pStyle w:val="Choice"/>
-      </w:pPr>
-      <w:r>
-        <w:t>d)</w:t>
-        <w:tab/>
-        <w:t>12Ω</w:t>
-      </w:r>
-    </w:p>
-    <w:p>
-      <w:pPr>
-        <w:pStyle w:val="ListNumber"/>
-      </w:pPr>
-      <w:r>
-        <w:t>Conecto una resistencia de 100 Ω en un circuito con una pila de 9V. ¿Qué intensidad circula?</w:t>
-      </w:r>
-    </w:p>
-    <w:p>
-      <w:pPr>
-        <w:pStyle w:val="Choice"/>
-      </w:pPr>
-      <w:r>
-        <w:t>a)</w:t>
-        <w:tab/>
-        <w:t>900A</w:t>
-      </w:r>
-    </w:p>
-    <w:p>
-      <w:pPr>
-        <w:pStyle w:val="Choice"/>
-      </w:pPr>
-      <w:r>
-        <w:t>b)</w:t>
-        <w:tab/>
-        <w:t>11,11A</w:t>
-      </w:r>
-    </w:p>
-    <w:p>
-      <w:pPr>
-        <w:pStyle w:val="Choice"/>
-      </w:pPr>
-      <w:r>
-        <w:t>c)</w:t>
-        <w:tab/>
-        <w:t>0,09A</w:t>
-      </w:r>
-    </w:p>
-    <w:p>
-      <w:pPr>
-        <w:pStyle w:val="Choice"/>
-      </w:pPr>
-      <w:r>
-        <w:t>d)</w:t>
-        <w:tab/>
-        <w:t>0,9A</w:t>
-      </w:r>
-    </w:p>
-    <w:p>
-      <w:pPr>
-        <w:pStyle w:val="ListNumber"/>
-      </w:pPr>
-      <w:r>
-        <w:t>Tienes un circuito con una resistencia de 4Ω conectado a una pila de 8V. ¿Qué intensidad circulará?</w:t>
-      </w:r>
-    </w:p>
-    <w:p>
-      <w:pPr>
-        <w:pStyle w:val="Choice"/>
-      </w:pPr>
-      <w:r>
-        <w:t>a)</w:t>
-        <w:tab/>
-        <w:t>2A</w:t>
-      </w:r>
-    </w:p>
-    <w:p>
-      <w:pPr>
-        <w:pStyle w:val="Choice"/>
-      </w:pPr>
-      <w:r>
-        <w:t>b)</w:t>
-        <w:tab/>
-        <w:t>12A</w:t>
-      </w:r>
-    </w:p>
-    <w:p>
-      <w:pPr>
-        <w:pStyle w:val="Choice"/>
-      </w:pPr>
-      <w:r>
-        <w:t>c)</w:t>
-        <w:tab/>
-        <w:t>0,5A</w:t>
-      </w:r>
-    </w:p>
-    <w:p>
-      <w:pPr>
-        <w:pStyle w:val="Choice"/>
-      </w:pPr>
-      <w:r>
-        <w:t>d)</w:t>
-        <w:tab/>
-        <w:t>32A</w:t>
-      </w:r>
-    </w:p>
-    <w:p>
-      <w:pPr>
-        <w:pStyle w:val="ListNumber"/>
-      </w:pPr>
-      <w:r>
-        <w:t>Tienes un circuito de resistencia de 3Ω por el que pasa una intensidad de 9A ¿A qué voltaje estará conectado ese circuito?</w:t>
-      </w:r>
-    </w:p>
-    <w:p>
-      <w:pPr>
-        <w:pStyle w:val="Choice"/>
-      </w:pPr>
-      <w:r>
-        <w:t>a)</w:t>
-        <w:tab/>
         <w:t>0,33V</w:t>
-      </w:r>
-    </w:p>
-    <w:p>
-      <w:pPr>
-        <w:pStyle w:val="Choice"/>
-      </w:pPr>
-      <w:r>
-        <w:t>b)</w:t>
-        <w:tab/>
-        <w:t>27V</w:t>
-      </w:r>
-    </w:p>
-    <w:p>
-      <w:pPr>
-        <w:pStyle w:val="Choice"/>
-      </w:pPr>
-      <w:r>
-        <w:t>c)</w:t>
-        <w:tab/>
-        <w:t>12V</w:t>
-      </w:r>
-    </w:p>
-    <w:p>
-      <w:pPr>
-        <w:pStyle w:val="Choice"/>
-      </w:pPr>
-      <w:r>
-        <w:t>d)</w:t>
-        <w:tab/>
-        <w:t>3V</w:t>
       </w:r>
     </w:p>
     <w:p>
@@ -970,6 +970,16 @@
       <w:r>
         <w:t>a)</w:t>
         <w:tab/>
+        <w:t>0,005V</w:t>
+      </w:r>
+    </w:p>
+    <w:p>
+      <w:pPr>
+        <w:pStyle w:val="Choice"/>
+      </w:pPr>
+      <w:r>
+        <w:t>b)</w:t>
+        <w:tab/>
         <w:t>5V</w:t>
       </w:r>
     </w:p>
@@ -978,9 +988,9 @@
         <w:pStyle w:val="Choice"/>
       </w:pPr>
       <w:r>
-        <w:t>b)</w:t>
+        <w:t>c)</w:t>
         <w:tab/>
-        <w:t>0,005V</w:t>
+        <w:t>50V</w:t>
       </w:r>
     </w:p>
     <w:p>
@@ -988,23 +998,13 @@
         <w:pStyle w:val="Choice"/>
       </w:pPr>
       <w:r>
-        <w:t>c)</w:t>
+        <w:t>d)</w:t>
         <w:tab/>
         <w:t>200V</w:t>
       </w:r>
     </w:p>
     <w:p>
       <w:pPr>
-        <w:pStyle w:val="Choice"/>
-      </w:pPr>
-      <w:r>
-        <w:t>d)</w:t>
-        <w:tab/>
-        <w:t>50V</w:t>
-      </w:r>
-    </w:p>
-    <w:p>
-      <w:pPr>
         <w:pStyle w:val="ListNumber"/>
       </w:pPr>
       <w:r>
@@ -1018,7 +1018,55 @@
       <w:r>
         <w:t>a)</w:t>
         <w:tab/>
+        <w:t>La cantidad de electrones que van a pasar por la resistencia cada unidad de tiempo, será menor</w:t>
+      </w:r>
+    </w:p>
+    <w:p>
+      <w:pPr>
+        <w:pStyle w:val="Choice"/>
+      </w:pPr>
+      <w:r>
+        <w:t>b)</w:t>
+        <w:tab/>
         <w:t>La cantidad de electrones que van a pasar por la resistencia cada unidad de tiempo, aumentará</w:t>
+      </w:r>
+    </w:p>
+    <w:p>
+      <w:pPr>
+        <w:pStyle w:val="Choice"/>
+      </w:pPr>
+      <w:r>
+        <w:t>c)</w:t>
+        <w:tab/>
+        <w:t>La intensidad que pasa por la resistencia será mayor</w:t>
+      </w:r>
+    </w:p>
+    <w:p>
+      <w:pPr>
+        <w:pStyle w:val="Choice"/>
+      </w:pPr>
+      <w:r>
+        <w:t>d)</w:t>
+        <w:tab/>
+        <w:t>La cantidad de electrones que van a pasar por la resistencia cada unidad de tiempo no se verá afectada</w:t>
+      </w:r>
+    </w:p>
+    <w:p>
+      <w:pPr>
+        <w:pStyle w:val="ListNumber"/>
+      </w:pPr>
+      <w:r>
+        <w:t>Tienes un circuito con un voltaje determinado conectado a una resistencia. Sustituyes esa resistencia por una de menor valor, ¿qué va a pasar?</w:t>
+      </w:r>
+    </w:p>
+    <w:p>
+      <w:pPr>
+        <w:pStyle w:val="Choice"/>
+      </w:pPr>
+      <w:r>
+        <w:t>a)</w:t>
+        <w:tab/>
+        <w:t>La intensidad que pasa por la resistencia será más pequeña</w:t>
       </w:r>
     </w:p>
     <w:p>
@@ -1038,34 +1086,6 @@
       <w:r>
         <w:t>c)</w:t>
         <w:tab/>
-        <w:t>La intensidad que pasa por la resistencia será mayor</w:t>
-      </w:r>
-    </w:p>
-    <w:p>
-      <w:pPr>
-        <w:pStyle w:val="Choice"/>
-      </w:pPr>
-      <w:r>
-        <w:t>d)</w:t>
-        <w:tab/>
-        <w:t>La cantidad de electrones que van a pasar por la resistencia cada unidad de tiempo, será menor</w:t>
-      </w:r>
-    </w:p>
-    <w:p>
-      <w:pPr>
-        <w:pStyle w:val="ListNumber"/>
-      </w:pPr>
-      <w:r>
-        <w:t>Tienes un circuito con un voltaje determinado conectado a una resistencia. Sustituyes esa resistencia por una de menor valor, ¿qué va a pasar?</w:t>
-      </w:r>
-    </w:p>
-    <w:p>
-      <w:pPr>
-        <w:pStyle w:val="Choice"/>
-      </w:pPr>
-      <w:r>
-        <w:t>a)</w:t>
-        <w:tab/>
         <w:t>La cantidad de electrones que van a pasar por la resistencia cada unidad de tiempo, aumentará</w:t>
       </w:r>
     </w:p>
@@ -1074,33 +1094,13 @@
         <w:pStyle w:val="Choice"/>
       </w:pPr>
       <w:r>
-        <w:t>b)</w:t>
-        <w:tab/>
-        <w:t>La intensidad que pasa por la resistencia será más pequeña</w:t>
-      </w:r>
-    </w:p>
-    <w:p>
-      <w:pPr>
-        <w:pStyle w:val="Choice"/>
-      </w:pPr>
-      <w:r>
-        <w:t>c)</w:t>
+        <w:t>d)</w:t>
         <w:tab/>
         <w:t>La cantidad de electrones que van a pasar por la resistencia cada unidad de tiempo, disminuirá</w:t>
       </w:r>
     </w:p>
     <w:p>
       <w:pPr>
-        <w:pStyle w:val="Choice"/>
-      </w:pPr>
-      <w:r>
-        <w:t>d)</w:t>
-        <w:tab/>
-        <w:t>La cantidad de electrones que van a pasar por la resistencia cada unidad de tiempo no se verá afectada</w:t>
-      </w:r>
-    </w:p>
-    <w:p>
-      <w:pPr>
         <w:pStyle w:val="ListNumber"/>
       </w:pPr>
       <w:r>
@@ -1114,7 +1114,7 @@
       <w:r>
         <w:t>a)</w:t>
         <w:tab/>
-        <w:t>No se puede saber sin conocer el voltaje a la que está conectado el circuito</w:t>
+        <w:t>La cantidad de electrones que pasan por el circuito está aumentando por algún motivo</w:t>
       </w:r>
     </w:p>
     <w:p>
@@ -1124,7 +1124,7 @@
       <w:r>
         <w:t>b)</w:t>
         <w:tab/>
-        <w:t>La cantidad de electrones que pasan por el circuito está aumentando por algún motivo</w:t>
+        <w:t>No se puede saber sin conocer el voltaje a la que está conectado el circuito</w:t>
       </w:r>
     </w:p>
     <w:p>
@@ -1172,7 +1172,7 @@
       <w:r>
         <w:t>b)</w:t>
         <w:tab/>
-        <w:t>El voltaje del circuito se duplicó también</w:t>
+        <w:t>No se puede saber sin conocer el voltaje al que está conectado el circuito</w:t>
       </w:r>
     </w:p>
     <w:p>
@@ -1192,7 +1192,7 @@
       <w:r>
         <w:t>d)</w:t>
         <w:tab/>
-        <w:t>No se puede saber sin conocer el voltaje al que está conectado el circuito</w:t>
+        <w:t>El voltaje del circuito se duplicó también</w:t>
       </w:r>
     </w:p>
     <w:p>
@@ -1249,7 +1249,7 @@
       <w:r>
         <w:t>a)</w:t>
         <w:tab/>
-        <w:t>Por el 2</w:t>
+        <w:t>Por el 1</w:t>
       </w:r>
     </w:p>
     <w:p>
@@ -1269,7 +1269,7 @@
       <w:r>
         <w:t>c)</w:t>
         <w:tab/>
-        <w:t>Por el 3</w:t>
+        <w:t>Por el 2</w:t>
       </w:r>
     </w:p>
     <w:p>
@@ -1279,7 +1279,7 @@
       <w:r>
         <w:t>d)</w:t>
         <w:tab/>
-        <w:t>Por el 1</w:t>
+        <w:t>Por el 3</w:t>
       </w:r>
     </w:p>
     <w:p>
@@ -1336,6 +1336,16 @@
       <w:r>
         <w:t>a)</w:t>
         <w:tab/>
+        <w:t>Por el 4</w:t>
+      </w:r>
+    </w:p>
+    <w:p>
+      <w:pPr>
+        <w:pStyle w:val="Choice"/>
+      </w:pPr>
+      <w:r>
+        <w:t>b)</w:t>
+        <w:tab/>
         <w:t>Por el 3</w:t>
       </w:r>
     </w:p>
@@ -1344,9 +1354,9 @@
         <w:pStyle w:val="Choice"/>
       </w:pPr>
       <w:r>
-        <w:t>b)</w:t>
+        <w:t>c)</w:t>
         <w:tab/>
-        <w:t>Por el 4</w:t>
+        <w:t>Por el 1</w:t>
       </w:r>
     </w:p>
     <w:p>
@@ -1354,19 +1364,9 @@
         <w:pStyle w:val="Choice"/>
       </w:pPr>
       <w:r>
-        <w:t>c)</w:t>
+        <w:t>d)</w:t>
         <w:tab/>
         <w:t>Por el 2</w:t>
-      </w:r>
-    </w:p>
-    <w:p>
-      <w:pPr>
-        <w:pStyle w:val="Choice"/>
-      </w:pPr>
-      <w:r>
-        <w:t>d)</w:t>
-        <w:tab/>
-        <w:t>Por el 1</w:t>
       </w:r>
     </w:p>
     <w:p>
@@ -1433,7 +1433,7 @@
       <w:r>
         <w:t>b)</w:t>
         <w:tab/>
-        <w:t>Por el 4</w:t>
+        <w:t>Por el 2</w:t>
       </w:r>
     </w:p>
     <w:p>
@@ -1443,7 +1443,7 @@
       <w:r>
         <w:t>c)</w:t>
         <w:tab/>
-        <w:t>Por el 2</w:t>
+        <w:t>Por el 4</w:t>
       </w:r>
     </w:p>
     <w:p>
@@ -1520,7 +1520,7 @@
       <w:r>
         <w:t>b)</w:t>
         <w:tab/>
-        <w:t>Por el 3</w:t>
+        <w:t>Por el 1</w:t>
       </w:r>
     </w:p>
     <w:p>
@@ -1540,7 +1540,7 @@
       <w:r>
         <w:t>d)</w:t>
         <w:tab/>
-        <w:t>Por el 1</w:t>
+        <w:t>Por el 3</w:t>
       </w:r>
     </w:p>
     <w:p>
@@ -1597,7 +1597,7 @@
       <w:r>
         <w:t>a)</w:t>
         <w:tab/>
-        <w:t>Por el 4</w:t>
+        <w:t>Por el 1</w:t>
       </w:r>
     </w:p>
     <w:p>
@@ -1607,7 +1607,7 @@
       <w:r>
         <w:t>b)</w:t>
         <w:tab/>
-        <w:t>Por el 3</w:t>
+        <w:t>Por el 4</w:t>
       </w:r>
     </w:p>
     <w:p>
@@ -1627,7 +1627,7 @@
       <w:r>
         <w:t>d)</w:t>
         <w:tab/>
-        <w:t>Por el 1</w:t>
+        <w:t>Por el 3</w:t>
       </w:r>
     </w:p>
     <w:sectPr>
